--- a/Dokumentacja.docx
+++ b/Dokumentacja.docx
@@ -9,6 +9,16 @@
       <w:r>
         <w:br/>
         <w:t xml:space="preserve">Cel projektu - </w:t>
+      </w:r>
+      <w:r>
+        <w:t xml:space="preserve"> Stworzyć grę, gdzie wąż będzie jeść jabłko, a kiedy je zje, to urośnie</w:t>
+      </w:r>
+      <w:r>
+        <w:br/>
+      </w:r>
+      <w:r>
+        <w:br/>
+        <w:t>03.06.2026 – Szukanie informacji na temat stworzenia gry</w:t>
       </w:r>
     </w:p>
     <w:sectPr>
@@ -19,6 +29,56 @@
     </w:sectPr>
   </w:body>
 </w:document>
+</file>
+
+<file path=word/endnotes.xml><?xml version="1.0" encoding="utf-8"?>
+<w:endnotes xmlns:ve="http://schemas.openxmlformats.org/markup-compatibility/2006" xmlns:o="urn:schemas-microsoft-com:office:office" xmlns:r="http://schemas.openxmlformats.org/officeDocument/2006/relationships" xmlns:m="http://schemas.openxmlformats.org/officeDocument/2006/math" xmlns:v="urn:schemas-microsoft-com:vml" xmlns:wp="http://schemas.openxmlformats.org/drawingml/2006/wordprocessingDrawing" xmlns:w10="urn:schemas-microsoft-com:office:word" xmlns:w="http://schemas.openxmlformats.org/wordprocessingml/2006/main" xmlns:wne="http://schemas.microsoft.com/office/word/2006/wordml">
+  <w:endnote w:type="separator" w:id="0">
+    <w:p>
+      <w:pPr>
+        <w:spacing w:after="0" w:line="240" w:lineRule="auto"/>
+      </w:pPr>
+      <w:r>
+        <w:separator/>
+      </w:r>
+    </w:p>
+  </w:endnote>
+  <w:endnote w:type="continuationSeparator" w:id="1">
+    <w:p>
+      <w:pPr>
+        <w:spacing w:after="0" w:line="240" w:lineRule="auto"/>
+      </w:pPr>
+      <w:r>
+        <w:continuationSeparator/>
+      </w:r>
+    </w:p>
+  </w:endnote>
+</w:endnotes>
+</file>
+
+<file path=word/footnotes.xml><?xml version="1.0" encoding="utf-8"?>
+<w:footnotes xmlns:ve="http://schemas.openxmlformats.org/markup-compatibility/2006" xmlns:o="urn:schemas-microsoft-com:office:office" xmlns:r="http://schemas.openxmlformats.org/officeDocument/2006/relationships" xmlns:m="http://schemas.openxmlformats.org/officeDocument/2006/math" xmlns:v="urn:schemas-microsoft-com:vml" xmlns:wp="http://schemas.openxmlformats.org/drawingml/2006/wordprocessingDrawing" xmlns:w10="urn:schemas-microsoft-com:office:word" xmlns:w="http://schemas.openxmlformats.org/wordprocessingml/2006/main" xmlns:wne="http://schemas.microsoft.com/office/word/2006/wordml">
+  <w:footnote w:type="separator" w:id="0">
+    <w:p>
+      <w:pPr>
+        <w:spacing w:after="0" w:line="240" w:lineRule="auto"/>
+      </w:pPr>
+      <w:r>
+        <w:separator/>
+      </w:r>
+    </w:p>
+  </w:footnote>
+  <w:footnote w:type="continuationSeparator" w:id="1">
+    <w:p>
+      <w:pPr>
+        <w:spacing w:after="0" w:line="240" w:lineRule="auto"/>
+      </w:pPr>
+      <w:r>
+        <w:continuationSeparator/>
+      </w:r>
+    </w:p>
+  </w:footnote>
+</w:footnotes>
 </file>
 
 <file path=word/styles.xml><?xml version="1.0" encoding="utf-8"?>
@@ -180,6 +240,7 @@
   <w:style w:type="paragraph" w:default="1" w:styleId="Normalny">
     <w:name w:val="Normal"/>
     <w:qFormat/>
+    <w:rsid w:val="000D5ABA"/>
   </w:style>
   <w:style w:type="character" w:default="1" w:styleId="Domylnaczcionkaakapitu">
     <w:name w:val="Default Paragraph Font"/>
@@ -208,6 +269,45 @@
     <w:uiPriority w:val="99"/>
     <w:semiHidden/>
     <w:unhideWhenUsed/>
+  </w:style>
+  <w:style w:type="paragraph" w:styleId="Tekstprzypisukocowego">
+    <w:name w:val="endnote text"/>
+    <w:basedOn w:val="Normalny"/>
+    <w:link w:val="TekstprzypisukocowegoZnak"/>
+    <w:uiPriority w:val="99"/>
+    <w:semiHidden/>
+    <w:unhideWhenUsed/>
+    <w:rsid w:val="00B40379"/>
+    <w:pPr>
+      <w:spacing w:after="0" w:line="240" w:lineRule="auto"/>
+    </w:pPr>
+    <w:rPr>
+      <w:sz w:val="20"/>
+      <w:szCs w:val="20"/>
+    </w:rPr>
+  </w:style>
+  <w:style w:type="character" w:customStyle="1" w:styleId="TekstprzypisukocowegoZnak">
+    <w:name w:val="Tekst przypisu końcowego Znak"/>
+    <w:basedOn w:val="Domylnaczcionkaakapitu"/>
+    <w:link w:val="Tekstprzypisukocowego"/>
+    <w:uiPriority w:val="99"/>
+    <w:semiHidden/>
+    <w:rsid w:val="00B40379"/>
+    <w:rPr>
+      <w:sz w:val="20"/>
+      <w:szCs w:val="20"/>
+    </w:rPr>
+  </w:style>
+  <w:style w:type="character" w:styleId="Odwoanieprzypisukocowego">
+    <w:name w:val="endnote reference"/>
+    <w:basedOn w:val="Domylnaczcionkaakapitu"/>
+    <w:uiPriority w:val="99"/>
+    <w:semiHidden/>
+    <w:unhideWhenUsed/>
+    <w:rsid w:val="00B40379"/>
+    <w:rPr>
+      <w:vertAlign w:val="superscript"/>
+    </w:rPr>
   </w:style>
 </w:styles>
 </file>

--- a/Dokumentacja.docx
+++ b/Dokumentacja.docx
@@ -19,6 +19,13 @@
       <w:r>
         <w:br/>
         <w:t>03.06.2026 – Szukanie informacji na temat stworzenia gry</w:t>
+      </w:r>
+      <w:r>
+        <w:br/>
+      </w:r>
+      <w:r>
+        <w:br/>
+        <w:t>10.06.2026 – stworzenie gry, nauka kodu tej gry</w:t>
       </w:r>
     </w:p>
     <w:sectPr>
